--- a/Documentation/Week 3/Meeting_Agenda_Week_3.docx
+++ b/Documentation/Week 3/Meeting_Agenda_Week_3.docx
@@ -421,7 +421,7 @@
             <w:pPr>
               <w:pStyle w:val="ListParagraph"/>
               <w:numPr>
-                <w:ilvl w:val="0"/>
+                <w:ilvl w:val="1"/>
                 <w:numId w:val="1"/>
               </w:numPr>
               <w:spacing w:line="360" w:lineRule="auto"/>
@@ -437,15 +437,64 @@
                 <w:sz w:val="24"/>
                 <w:szCs w:val="24"/>
               </w:rPr>
-              <w:t xml:space="preserve">Check in regarding everyone’s </w:t>
-            </w:r>
-            <w:r>
-              <w:rPr>
-                <w:rFonts w:ascii="Times New Roman" w:hAnsi="Times New Roman" w:cs="Times New Roman"/>
-                <w:sz w:val="24"/>
-                <w:szCs w:val="24"/>
-              </w:rPr>
-              <w:t>research</w:t>
+              <w:t>Talk about difficulties and incompatibilities</w:t>
+            </w:r>
+          </w:p>
+          <w:p>
+            <w:pPr>
+              <w:pStyle w:val="ListParagraph"/>
+              <w:numPr>
+                <w:ilvl w:val="1"/>
+                <w:numId w:val="1"/>
+              </w:numPr>
+              <w:spacing w:line="360" w:lineRule="auto"/>
+              <w:rPr>
+                <w:rFonts w:ascii="Times New Roman" w:hAnsi="Times New Roman" w:cs="Times New Roman"/>
+                <w:sz w:val="24"/>
+                <w:szCs w:val="24"/>
+              </w:rPr>
+            </w:pPr>
+            <w:r>
+              <w:rPr>
+                <w:rFonts w:ascii="Times New Roman" w:hAnsi="Times New Roman" w:cs="Times New Roman"/>
+                <w:sz w:val="24"/>
+                <w:szCs w:val="24"/>
+              </w:rPr>
+              <w:t xml:space="preserve">Talk about </w:t>
+            </w:r>
+            <w:proofErr w:type="spellStart"/>
+            <w:r>
+              <w:rPr>
+                <w:rFonts w:ascii="Times New Roman" w:hAnsi="Times New Roman" w:cs="Times New Roman"/>
+                <w:sz w:val="24"/>
+                <w:szCs w:val="24"/>
+              </w:rPr>
+              <w:t>Mujo</w:t>
+            </w:r>
+            <w:r>
+              <w:rPr>
+                <w:rFonts w:ascii="Times New Roman" w:hAnsi="Times New Roman" w:cs="Times New Roman"/>
+                <w:sz w:val="24"/>
+                <w:szCs w:val="24"/>
+              </w:rPr>
+              <w:t>c</w:t>
+            </w:r>
+            <w:r>
+              <w:rPr>
+                <w:rFonts w:ascii="Times New Roman" w:hAnsi="Times New Roman" w:cs="Times New Roman"/>
+                <w:sz w:val="24"/>
+                <w:szCs w:val="24"/>
+              </w:rPr>
+              <w:t>o</w:t>
+            </w:r>
+            <w:proofErr w:type="spellEnd"/>
+            <w:r>
+              <w:rPr>
+                <w:rFonts w:ascii="Times New Roman" w:hAnsi="Times New Roman" w:cs="Times New Roman"/>
+                <w:sz w:val="24"/>
+                <w:szCs w:val="24"/>
+              </w:rPr>
+              <w:t xml:space="preserve"> and the Unitree SDK</w:t>
             </w:r>
           </w:p>
           <w:p>
@@ -468,6 +517,37 @@
                 <w:sz w:val="24"/>
                 <w:szCs w:val="24"/>
               </w:rPr>
+              <w:t xml:space="preserve">Check in regarding everyone’s </w:t>
+            </w:r>
+            <w:r>
+              <w:rPr>
+                <w:rFonts w:ascii="Times New Roman" w:hAnsi="Times New Roman" w:cs="Times New Roman"/>
+                <w:sz w:val="24"/>
+                <w:szCs w:val="24"/>
+              </w:rPr>
+              <w:t>research</w:t>
+            </w:r>
+          </w:p>
+          <w:p>
+            <w:pPr>
+              <w:pStyle w:val="ListParagraph"/>
+              <w:numPr>
+                <w:ilvl w:val="0"/>
+                <w:numId w:val="1"/>
+              </w:numPr>
+              <w:spacing w:line="360" w:lineRule="auto"/>
+              <w:rPr>
+                <w:rFonts w:ascii="Times New Roman" w:hAnsi="Times New Roman" w:cs="Times New Roman"/>
+                <w:sz w:val="24"/>
+                <w:szCs w:val="24"/>
+              </w:rPr>
+            </w:pPr>
+            <w:r>
+              <w:rPr>
+                <w:rFonts w:ascii="Times New Roman" w:hAnsi="Times New Roman" w:cs="Times New Roman"/>
+                <w:sz w:val="24"/>
+                <w:szCs w:val="24"/>
+              </w:rPr>
               <w:t xml:space="preserve">Clear up confusion some </w:t>
             </w:r>
             <w:r>
@@ -485,6 +565,37 @@
                 <w:szCs w:val="24"/>
               </w:rPr>
               <w:t>s</w:t>
+            </w:r>
+          </w:p>
+          <w:p>
+            <w:pPr>
+              <w:pStyle w:val="ListParagraph"/>
+              <w:numPr>
+                <w:ilvl w:val="0"/>
+                <w:numId w:val="1"/>
+              </w:numPr>
+              <w:spacing w:line="360" w:lineRule="auto"/>
+              <w:rPr>
+                <w:rFonts w:ascii="Times New Roman" w:hAnsi="Times New Roman" w:cs="Times New Roman"/>
+                <w:sz w:val="24"/>
+                <w:szCs w:val="24"/>
+              </w:rPr>
+            </w:pPr>
+            <w:r>
+              <w:rPr>
+                <w:rFonts w:ascii="Times New Roman" w:hAnsi="Times New Roman" w:cs="Times New Roman"/>
+                <w:sz w:val="24"/>
+                <w:szCs w:val="24"/>
+              </w:rPr>
+              <w:t xml:space="preserve">Discuss </w:t>
+            </w:r>
+            <w:r>
+              <w:rPr>
+                <w:rFonts w:ascii="Times New Roman" w:hAnsi="Times New Roman" w:cs="Times New Roman"/>
+                <w:sz w:val="24"/>
+                <w:szCs w:val="24"/>
+              </w:rPr>
+              <w:t>Project Structure</w:t>
             </w:r>
           </w:p>
           <w:p>
@@ -677,7 +788,23 @@
                 <w:sz w:val="24"/>
                 <w:szCs w:val="24"/>
               </w:rPr>
-              <w:t xml:space="preserve"> to code </w:t>
+              <w:t xml:space="preserve"> to </w:t>
+            </w:r>
+            <w:r>
+              <w:rPr>
+                <w:rFonts w:ascii="Times New Roman" w:hAnsi="Times New Roman" w:cs="Times New Roman"/>
+                <w:sz w:val="24"/>
+                <w:szCs w:val="24"/>
+              </w:rPr>
+              <w:t>develop</w:t>
+            </w:r>
+            <w:r>
+              <w:rPr>
+                <w:rFonts w:ascii="Times New Roman" w:hAnsi="Times New Roman" w:cs="Times New Roman"/>
+                <w:sz w:val="24"/>
+                <w:szCs w:val="24"/>
+              </w:rPr>
+              <w:t xml:space="preserve"> </w:t>
             </w:r>
             <w:r>
               <w:rPr>

--- a/Documentation/Week 3/Meeting_Agenda_Week_3.docx
+++ b/Documentation/Week 3/Meeting_Agenda_Week_3.docx
@@ -460,16 +460,7 @@
                 <w:sz w:val="24"/>
                 <w:szCs w:val="24"/>
               </w:rPr>
-              <w:t xml:space="preserve">Talk about </w:t>
-            </w:r>
-            <w:proofErr w:type="spellStart"/>
-            <w:r>
-              <w:rPr>
-                <w:rFonts w:ascii="Times New Roman" w:hAnsi="Times New Roman" w:cs="Times New Roman"/>
-                <w:sz w:val="24"/>
-                <w:szCs w:val="24"/>
-              </w:rPr>
-              <w:t>Mujo</w:t>
+              <w:t>Talk about Mujo</w:t>
             </w:r>
             <w:r>
               <w:rPr>
@@ -485,16 +476,7 @@
                 <w:sz w:val="24"/>
                 <w:szCs w:val="24"/>
               </w:rPr>
-              <w:t>o</w:t>
-            </w:r>
-            <w:proofErr w:type="spellEnd"/>
-            <w:r>
-              <w:rPr>
-                <w:rFonts w:ascii="Times New Roman" w:hAnsi="Times New Roman" w:cs="Times New Roman"/>
-                <w:sz w:val="24"/>
-                <w:szCs w:val="24"/>
-              </w:rPr>
-              <w:t xml:space="preserve"> and the Unitree SDK</w:t>
+              <w:t>o and the Unitree SDK</w:t>
             </w:r>
           </w:p>
           <w:p>
@@ -835,25 +817,7 @@
                 <w:sz w:val="24"/>
                 <w:szCs w:val="24"/>
               </w:rPr>
-              <w:t xml:space="preserve">Everyone to attend humanoid </w:t>
-            </w:r>
-            <w:proofErr w:type="gramStart"/>
-            <w:r>
-              <w:rPr>
-                <w:rFonts w:ascii="Times New Roman" w:hAnsi="Times New Roman" w:cs="Times New Roman"/>
-                <w:sz w:val="24"/>
-                <w:szCs w:val="24"/>
-              </w:rPr>
-              <w:t>meeting</w:t>
-            </w:r>
-            <w:proofErr w:type="gramEnd"/>
-            <w:r>
-              <w:rPr>
-                <w:rFonts w:ascii="Times New Roman" w:hAnsi="Times New Roman" w:cs="Times New Roman"/>
-                <w:sz w:val="24"/>
-                <w:szCs w:val="24"/>
-              </w:rPr>
-              <w:t xml:space="preserve"> after lunch</w:t>
+              <w:t>Everyone to attend humanoid meeting after lunch</w:t>
             </w:r>
           </w:p>
           <w:p>
@@ -876,7 +840,153 @@
                 <w:sz w:val="24"/>
                 <w:szCs w:val="24"/>
               </w:rPr>
-              <w:t>Sprint 1 Deliverables</w:t>
+              <w:t>Sprint 1 Deliverables (By Next Meeting):</w:t>
+            </w:r>
+          </w:p>
+          <w:p>
+            <w:pPr>
+              <w:pStyle w:val="ListParagraph"/>
+              <w:numPr>
+                <w:ilvl w:val="1"/>
+                <w:numId w:val="1"/>
+              </w:numPr>
+              <w:spacing w:line="360" w:lineRule="auto"/>
+              <w:rPr>
+                <w:rFonts w:ascii="Times New Roman" w:hAnsi="Times New Roman" w:cs="Times New Roman"/>
+                <w:sz w:val="24"/>
+                <w:szCs w:val="24"/>
+              </w:rPr>
+            </w:pPr>
+            <w:r>
+              <w:rPr>
+                <w:rFonts w:ascii="Times New Roman" w:hAnsi="Times New Roman" w:cs="Times New Roman"/>
+                <w:sz w:val="24"/>
+                <w:szCs w:val="24"/>
+              </w:rPr>
+              <w:t>Dhava : Risk Register</w:t>
+            </w:r>
+          </w:p>
+          <w:p>
+            <w:pPr>
+              <w:pStyle w:val="ListParagraph"/>
+              <w:numPr>
+                <w:ilvl w:val="1"/>
+                <w:numId w:val="1"/>
+              </w:numPr>
+              <w:spacing w:line="360" w:lineRule="auto"/>
+              <w:rPr>
+                <w:rFonts w:ascii="Times New Roman" w:hAnsi="Times New Roman" w:cs="Times New Roman"/>
+                <w:sz w:val="24"/>
+                <w:szCs w:val="24"/>
+              </w:rPr>
+            </w:pPr>
+            <w:r>
+              <w:rPr>
+                <w:rFonts w:ascii="Times New Roman" w:hAnsi="Times New Roman" w:cs="Times New Roman"/>
+                <w:sz w:val="24"/>
+                <w:szCs w:val="24"/>
+              </w:rPr>
+              <w:t>Christo : Skills and Resources Audit</w:t>
+            </w:r>
+          </w:p>
+          <w:p>
+            <w:pPr>
+              <w:pStyle w:val="ListParagraph"/>
+              <w:numPr>
+                <w:ilvl w:val="1"/>
+                <w:numId w:val="1"/>
+              </w:numPr>
+              <w:spacing w:line="360" w:lineRule="auto"/>
+              <w:rPr>
+                <w:rFonts w:ascii="Times New Roman" w:hAnsi="Times New Roman" w:cs="Times New Roman"/>
+                <w:sz w:val="24"/>
+                <w:szCs w:val="24"/>
+              </w:rPr>
+            </w:pPr>
+            <w:r>
+              <w:rPr>
+                <w:rFonts w:ascii="Times New Roman" w:hAnsi="Times New Roman" w:cs="Times New Roman"/>
+                <w:sz w:val="24"/>
+                <w:szCs w:val="24"/>
+              </w:rPr>
+              <w:t>Lithasa &amp; Terry : Stories</w:t>
+            </w:r>
+          </w:p>
+          <w:p>
+            <w:pPr>
+              <w:pStyle w:val="ListParagraph"/>
+              <w:numPr>
+                <w:ilvl w:val="1"/>
+                <w:numId w:val="1"/>
+              </w:numPr>
+              <w:spacing w:line="360" w:lineRule="auto"/>
+              <w:rPr>
+                <w:rFonts w:ascii="Times New Roman" w:hAnsi="Times New Roman" w:cs="Times New Roman"/>
+                <w:sz w:val="24"/>
+                <w:szCs w:val="24"/>
+              </w:rPr>
+            </w:pPr>
+            <w:r>
+              <w:rPr>
+                <w:rFonts w:ascii="Times New Roman" w:hAnsi="Times New Roman" w:cs="Times New Roman"/>
+                <w:sz w:val="24"/>
+                <w:szCs w:val="24"/>
+              </w:rPr>
+              <w:t>Murphy : Scope</w:t>
+            </w:r>
+          </w:p>
+          <w:p>
+            <w:pPr>
+              <w:pStyle w:val="ListParagraph"/>
+              <w:numPr>
+                <w:ilvl w:val="1"/>
+                <w:numId w:val="1"/>
+              </w:numPr>
+              <w:spacing w:line="360" w:lineRule="auto"/>
+              <w:rPr>
+                <w:rFonts w:ascii="Times New Roman" w:hAnsi="Times New Roman" w:cs="Times New Roman"/>
+                <w:sz w:val="24"/>
+                <w:szCs w:val="24"/>
+              </w:rPr>
+            </w:pPr>
+            <w:r>
+              <w:rPr>
+                <w:rFonts w:ascii="Times New Roman" w:hAnsi="Times New Roman" w:cs="Times New Roman"/>
+                <w:sz w:val="24"/>
+                <w:szCs w:val="24"/>
+              </w:rPr>
+              <w:t>Dylan : Project Acceptance</w:t>
+            </w:r>
+          </w:p>
+          <w:p>
+            <w:pPr>
+              <w:pStyle w:val="ListParagraph"/>
+              <w:numPr>
+                <w:ilvl w:val="0"/>
+                <w:numId w:val="1"/>
+              </w:numPr>
+              <w:spacing w:line="360" w:lineRule="auto"/>
+              <w:rPr>
+                <w:rFonts w:ascii="Times New Roman" w:hAnsi="Times New Roman" w:cs="Times New Roman"/>
+                <w:sz w:val="24"/>
+                <w:szCs w:val="24"/>
+              </w:rPr>
+            </w:pPr>
+            <w:r>
+              <w:rPr>
+                <w:rFonts w:ascii="Times New Roman" w:hAnsi="Times New Roman" w:cs="Times New Roman"/>
+                <w:sz w:val="24"/>
+                <w:szCs w:val="24"/>
+              </w:rPr>
+              <w:t xml:space="preserve">Christo to </w:t>
+            </w:r>
+            <w:r>
+              <w:rPr>
+                <w:rFonts w:ascii="Times New Roman" w:hAnsi="Times New Roman" w:cs="Times New Roman"/>
+                <w:sz w:val="24"/>
+                <w:szCs w:val="24"/>
+              </w:rPr>
+              <w:t>revisit roles</w:t>
             </w:r>
           </w:p>
         </w:tc>
@@ -901,6 +1011,7 @@
                 <w:sz w:val="24"/>
                 <w:szCs w:val="24"/>
               </w:rPr>
+              <w:lastRenderedPageBreak/>
               <w:t>Next Meeting</w:t>
             </w:r>
           </w:p>

--- a/Documentation/Week 3/Meeting_Agenda_Week_3.docx
+++ b/Documentation/Week 3/Meeting_Agenda_Week_3.docx
@@ -956,6 +956,14 @@
                 <w:szCs w:val="24"/>
               </w:rPr>
               <w:t>Dylan : Project Acceptance</w:t>
+            </w:r>
+            <w:r>
+              <w:rPr>
+                <w:rFonts w:ascii="Times New Roman" w:hAnsi="Times New Roman" w:cs="Times New Roman"/>
+                <w:sz w:val="24"/>
+                <w:szCs w:val="24"/>
+              </w:rPr>
+              <w:t xml:space="preserve"> Tests</w:t>
             </w:r>
           </w:p>
           <w:p>
